--- a/Project_Expo_1.docx
+++ b/Project_Expo_1.docx
@@ -160,7 +160,22 @@
         </w:numPr>
       </w:pPr>
       <w:r>
-        <w:t>Lokesh K – AI engineer</w:t>
+        <w:t>Lo</w:t>
+      </w:r>
+      <w:r>
+        <w:t>g</w:t>
+      </w:r>
+      <w:r>
+        <w:t xml:space="preserve">esh K – </w:t>
+      </w:r>
+      <w:r>
+        <w:t>ML</w:t>
+      </w:r>
+      <w:r>
+        <w:t>o</w:t>
+      </w:r>
+      <w:r>
+        <w:t xml:space="preserve"> engineer</w:t>
       </w:r>
     </w:p>
     <w:p>
@@ -402,7 +417,13 @@
         <w:t>rious.</w:t>
       </w:r>
       <w:r>
-        <w:t xml:space="preserve"> We have completed 50% implementation of this project. </w:t>
+        <w:t xml:space="preserve"> We have completed </w:t>
+      </w:r>
+      <w:r>
+        <w:t>3</w:t>
+      </w:r>
+      <w:r>
+        <w:t xml:space="preserve">5% implementation of this project. </w:t>
       </w:r>
     </w:p>
     <w:p>
@@ -808,7 +829,13 @@
         <w:t xml:space="preserve"> </w:t>
       </w:r>
       <w:r>
-        <w:t>The photos and videos are stored in cloud storage which costs about 300 per month.</w:t>
+        <w:t xml:space="preserve">The photos and videos are stored in cloud storage which costs about </w:t>
+      </w:r>
+      <w:r>
+        <w:t>450</w:t>
+      </w:r>
+      <w:r>
+        <w:t xml:space="preserve"> per month.</w:t>
       </w:r>
     </w:p>
     <w:p>
@@ -1163,7 +1190,6 @@
           <w:b/>
           <w:bCs/>
         </w:rPr>
-        <w:lastRenderedPageBreak/>
         <w:t xml:space="preserve">10. </w:t>
       </w:r>
       <w:r>
@@ -1175,15 +1201,22 @@
       </w:r>
     </w:p>
     <w:p>
+      <w:pPr>
+        <w:rPr>
+          <w:lang w:val="en-IN"/>
+        </w:rPr>
+      </w:pPr>
+    </w:p>
+    <w:p>
       <w:r>
         <w:rPr>
           <w:noProof/>
         </w:rPr>
         <w:drawing>
-          <wp:inline distT="0" distB="0" distL="0" distR="0" wp14:anchorId="1A9F45BB" wp14:editId="1383CE66">
-            <wp:extent cx="4489450" cy="6687733"/>
-            <wp:effectExtent l="0" t="0" r="6350" b="0"/>
-            <wp:docPr id="1139005358" name="Picture 1"/>
+          <wp:inline distT="0" distB="0" distL="0" distR="0" wp14:anchorId="476B7114" wp14:editId="277A2F49">
+            <wp:extent cx="5932805" cy="1986915"/>
+            <wp:effectExtent l="0" t="0" r="0" b="0"/>
+            <wp:docPr id="1218428095" name="Picture 5"/>
             <wp:cNvGraphicFramePr>
               <a:graphicFrameLocks xmlns:a="http://schemas.openxmlformats.org/drawingml/2006/main" noChangeAspect="1"/>
             </wp:cNvGraphicFramePr>
@@ -1191,13 +1224,13 @@
               <a:graphicData uri="http://schemas.openxmlformats.org/drawingml/2006/picture">
                 <pic:pic xmlns:pic="http://schemas.openxmlformats.org/drawingml/2006/picture">
                   <pic:nvPicPr>
-                    <pic:cNvPr id="0" name="Picture 9"/>
+                    <pic:cNvPr id="0" name="Picture 13"/>
                     <pic:cNvPicPr>
                       <a:picLocks noChangeAspect="1" noChangeArrowheads="1"/>
                     </pic:cNvPicPr>
                   </pic:nvPicPr>
                   <pic:blipFill>
-                    <a:blip r:embed="rId5">
+                    <a:blip r:embed="rId5" cstate="print">
                       <a:extLst>
                         <a:ext uri="{28A0092B-C50C-407E-A947-70E740481C1C}">
                           <a14:useLocalDpi xmlns:a14="http://schemas.microsoft.com/office/drawing/2010/main" val="0"/>
@@ -1212,7 +1245,7 @@
                   <pic:spPr bwMode="auto">
                     <a:xfrm>
                       <a:off x="0" y="0"/>
-                      <a:ext cx="4506039" cy="6712445"/>
+                      <a:ext cx="5932805" cy="1986915"/>
                     </a:xfrm>
                     <a:prstGeom prst="rect">
                       <a:avLst/>
@@ -1229,7 +1262,6 @@
         </w:drawing>
       </w:r>
     </w:p>
-    <w:p/>
     <w:sectPr>
       <w:pgSz w:w="12240" w:h="15840"/>
       <w:pgMar w:top="1440" w:right="1440" w:bottom="1440" w:left="1440" w:header="720" w:footer="720" w:gutter="0"/>
